--- a/docs/CeresBinaryDataFormat.docx
+++ b/docs/CeresBinaryDataFormat.docx
@@ -1,120 +1,636 @@
 
 <file path=word/document.xml><?xml version="1.0" encoding="utf-8"?>
-<w:document xmlns:wpc="http://schemas.microsoft.com/office/word/2010/wordprocessingCanvas" xmlns:cx="http://schemas.microsoft.com/office/drawing/2014/chartex" xmlns:cx1="http://schemas.microsoft.com/office/drawing/2015/9/8/chartex" xmlns:cx2="http://schemas.microsoft.com/office/drawing/2015/10/21/chartex" xmlns:cx3="http://schemas.microsoft.com/office/drawing/2016/5/9/chartex" xmlns:cx4="http://schemas.microsoft.com/office/drawing/2016/5/10/chartex" xmlns:cx5="http://schemas.microsoft.com/office/drawing/2016/5/11/chartex" xmlns:cx6="http://schemas.microsoft.com/office/drawing/2016/5/12/chartex" xmlns:cx7="http://schemas.microsoft.com/office/drawing/2016/5/13/chartex" xmlns:cx8="http://schemas.microsoft.com/office/drawing/2016/5/14/chartex" xmlns:mc="http://schemas.openxmlformats.org/markup-compatibility/2006" xmlns:aink="http://schemas.microsoft.com/office/drawing/2016/ink" xmlns:am3d="http://schemas.microsoft.com/office/drawing/2017/model3d" xmlns:o="urn:schemas-microsoft-com:office:office" xmlns:r="http://schemas.openxmlformats.org/officeDocument/2006/relationships" xmlns:m="http://schemas.openxmlformats.org/officeDocument/2006/math" xmlns:v="urn:schemas-microsoft-com:vml" xmlns:wp14="http://schemas.microsoft.com/office/word/2010/wordprocessingDrawing" xmlns:wp="http://schemas.openxmlformats.org/drawingml/2006/wordprocessingDrawing" xmlns:w10="urn:schemas-microsoft-com:office:word" xmlns:w="http://schemas.openxmlformats.org/wordprocessingml/2006/main" xmlns:w14="http://schemas.microsoft.com/office/word/2010/wordml" xmlns:w15="http://schemas.microsoft.com/office/word/2012/wordml" xmlns:w16cex="http://schemas.microsoft.com/office/word/2018/wordml/cex" xmlns:w16cid="http://schemas.microsoft.com/office/word/2016/wordml/cid" xmlns:w16="http://schemas.microsoft.com/office/word/2018/wordml" xmlns:w16sdtdh="http://schemas.microsoft.com/office/word/2020/wordml/sdtdatahash" xmlns:w16se="http://schemas.microsoft.com/office/word/2015/wordml/symex" xmlns:wpg="http://schemas.microsoft.com/office/word/2010/wordprocessingGroup" xmlns:wpi="http://schemas.microsoft.com/office/word/2010/wordprocessingInk" xmlns:wne="http://schemas.microsoft.com/office/word/2006/wordml" xmlns:wps="http://schemas.microsoft.com/office/word/2010/wordprocessingShape" mc:Ignorable="w14 w15 w16se w16cid w16 w16cex w16sdtdh wp14">
+<w:document xmlns:wpc="http://schemas.microsoft.com/office/word/2010/wordprocessingCanvas" xmlns:cx="http://schemas.microsoft.com/office/drawing/2014/chartex" xmlns:cx1="http://schemas.microsoft.com/office/drawing/2015/9/8/chartex" xmlns:cx2="http://schemas.microsoft.com/office/drawing/2015/10/21/chartex" xmlns:cx3="http://schemas.microsoft.com/office/drawing/2016/5/9/chartex" xmlns:cx4="http://schemas.microsoft.com/office/drawing/2016/5/10/chartex" xmlns:cx5="http://schemas.microsoft.com/office/drawing/2016/5/11/chartex" xmlns:cx6="http://schemas.microsoft.com/office/drawing/2016/5/12/chartex" xmlns:cx7="http://schemas.microsoft.com/office/drawing/2016/5/13/chartex" xmlns:cx8="http://schemas.microsoft.com/office/drawing/2016/5/14/chartex" xmlns:mc="http://schemas.openxmlformats.org/markup-compatibility/2006" xmlns:aink="http://schemas.microsoft.com/office/drawing/2016/ink" xmlns:am3d="http://schemas.microsoft.com/office/drawing/2017/model3d" xmlns:o="urn:schemas-microsoft-com:office:office" xmlns:oel="http://schemas.microsoft.com/office/2019/extlst" xmlns:r="http://schemas.openxmlformats.org/officeDocument/2006/relationships" xmlns:m="http://schemas.openxmlformats.org/officeDocument/2006/math" xmlns:v="urn:schemas-microsoft-com:vml" xmlns:wp14="http://schemas.microsoft.com/office/word/2010/wordprocessingDrawing" xmlns:wp="http://schemas.openxmlformats.org/drawingml/2006/wordprocessingDrawing" xmlns:w10="urn:schemas-microsoft-com:office:word" xmlns:w="http://schemas.openxmlformats.org/wordprocessingml/2006/main" xmlns:w14="http://schemas.microsoft.com/office/word/2010/wordml" xmlns:w15="http://schemas.microsoft.com/office/word/2012/wordml" xmlns:w16cex="http://schemas.microsoft.com/office/word/2018/wordml/cex" xmlns:w16cid="http://schemas.microsoft.com/office/word/2016/wordml/cid" xmlns:w16="http://schemas.microsoft.com/office/word/2018/wordml" xmlns:w16sdtdh="http://schemas.microsoft.com/office/word/2020/wordml/sdtdatahash" xmlns:w16se="http://schemas.microsoft.com/office/word/2015/wordml/symex" xmlns:wpg="http://schemas.microsoft.com/office/word/2010/wordprocessingGroup" xmlns:wpi="http://schemas.microsoft.com/office/word/2010/wordprocessingInk" xmlns:wne="http://schemas.microsoft.com/office/word/2006/wordml" xmlns:wps="http://schemas.microsoft.com/office/word/2010/wordprocessingShape" mc:Ignorable="w14 w15 w16se w16cid w16 w16cex w16sdtdh wp14">
   <w:body>
     <w:p>
       <w:pPr>
         <w:pStyle w:val="Title"/>
       </w:pPr>
       <w:r>
-        <w:t>LiDAR Binary Data Format</w:t>
+        <w:t>Ceres</w:t>
+      </w:r>
+      <w:r>
+        <w:t xml:space="preserve"> Binary Data Format</w:t>
       </w:r>
     </w:p>
     <w:p/>
     <w:p>
       <w:r>
-        <w:t xml:space="preserve">This document describes the binary data format used to store LiDAR and related data.  The </w:t>
+        <w:t xml:space="preserve">This document describes the binary data format used to store </w:t>
+      </w:r>
+      <w:r>
+        <w:t xml:space="preserve">data collected by the Ripe Aerial Phenotyping Platform.  The main goals of the file format are fast data writes, synchronize data, and extensibility.  </w:t>
+      </w:r>
+      <w:r>
+        <w:t>The</w:t>
+      </w:r>
+      <w:r>
+        <w:t xml:space="preserve"> Ceres data file </w:t>
+      </w:r>
+      <w:r>
+        <w:t xml:space="preserve">is based on the PNG data file and like a PNG file </w:t>
+      </w:r>
+      <w:r>
+        <w:t xml:space="preserve">should be thought of as a data stream </w:t>
+      </w:r>
+      <w:r>
+        <w:t>because all new sensor data is added to the end of the data file.</w:t>
       </w:r>
     </w:p>
     <w:p/>
-    <w:p/>
-    <w:p>
-      <w:r>
-        <w:rPr>
-          <w:rFonts w:ascii="Arial" w:hAnsi="Arial" w:cs="Arial"/>
-          <w:color w:val="000000"/>
-          <w:sz w:val="20"/>
-          <w:szCs w:val="20"/>
-          <w:shd w:val="clear" w:color="auto" w:fill="FFFFFF"/>
-        </w:rPr>
-        <w:t>The PNG datastream consists of a PNG signature (see 5.2: </w:t>
-      </w:r>
-      <w:hyperlink r:id="rId4" w:anchor="5PNG-file-signature" w:history="1">
-        <w:r>
-          <w:rPr>
-            <w:rStyle w:val="xref"/>
-            <w:rFonts w:ascii="Arial" w:hAnsi="Arial" w:cs="Arial"/>
-            <w:color w:val="0000FF"/>
-            <w:sz w:val="20"/>
-            <w:szCs w:val="20"/>
-            <w:u w:val="single"/>
-            <w:shd w:val="clear" w:color="auto" w:fill="FFFFFF"/>
-          </w:rPr>
-          <w:t>PNG signature</w:t>
-        </w:r>
-      </w:hyperlink>
-      <w:r>
-        <w:rPr>
-          <w:rFonts w:ascii="Arial" w:hAnsi="Arial" w:cs="Arial"/>
-          <w:color w:val="000000"/>
-          <w:sz w:val="20"/>
-          <w:szCs w:val="20"/>
-          <w:shd w:val="clear" w:color="auto" w:fill="FFFFFF"/>
-        </w:rPr>
-        <w:t>) followed by a sequence of chunks. Each chunk has a chunk type which specifies its function. This clause defines the PNG chunk types standardized in this International Standard. The PNG datastream structure is defined in clause 5: </w:t>
-      </w:r>
-      <w:hyperlink r:id="rId5" w:anchor="5DataRep" w:history="1">
-        <w:r>
-          <w:rPr>
-            <w:rStyle w:val="xref"/>
-            <w:rFonts w:ascii="Arial" w:hAnsi="Arial" w:cs="Arial"/>
-            <w:color w:val="0000FF"/>
-            <w:sz w:val="20"/>
-            <w:szCs w:val="20"/>
-            <w:u w:val="single"/>
-            <w:shd w:val="clear" w:color="auto" w:fill="FFFFFF"/>
-          </w:rPr>
-          <w:t>Datastream structure</w:t>
-        </w:r>
-      </w:hyperlink>
-      <w:r>
-        <w:rPr>
-          <w:rFonts w:ascii="Arial" w:hAnsi="Arial" w:cs="Arial"/>
-          <w:color w:val="000000"/>
-          <w:sz w:val="20"/>
-          <w:szCs w:val="20"/>
-          <w:shd w:val="clear" w:color="auto" w:fill="FFFFFF"/>
-        </w:rPr>
-        <w:t>. This also defines the order in which chunks may appear. For details specific to encoders see 12.11: </w:t>
-      </w:r>
-      <w:hyperlink r:id="rId6" w:anchor="12Chunk-processing" w:history="1">
-        <w:r>
-          <w:rPr>
-            <w:rStyle w:val="xref"/>
-            <w:rFonts w:ascii="Arial" w:hAnsi="Arial" w:cs="Arial"/>
-            <w:color w:val="0000FF"/>
-            <w:sz w:val="20"/>
-            <w:szCs w:val="20"/>
-            <w:u w:val="single"/>
-            <w:shd w:val="clear" w:color="auto" w:fill="FFFFFF"/>
-          </w:rPr>
-          <w:t>Chunking</w:t>
-        </w:r>
-      </w:hyperlink>
-      <w:r>
-        <w:rPr>
-          <w:rFonts w:ascii="Arial" w:hAnsi="Arial" w:cs="Arial"/>
-          <w:color w:val="000000"/>
-          <w:sz w:val="20"/>
-          <w:szCs w:val="20"/>
-          <w:shd w:val="clear" w:color="auto" w:fill="FFFFFF"/>
-        </w:rPr>
-        <w:t>. For details specific to decoders see 13.5: </w:t>
-      </w:r>
-      <w:hyperlink r:id="rId7" w:anchor="13Chunking" w:history="1">
-        <w:r>
-          <w:rPr>
-            <w:rStyle w:val="xref"/>
-            <w:rFonts w:ascii="Arial" w:hAnsi="Arial" w:cs="Arial"/>
-            <w:color w:val="0000FF"/>
-            <w:sz w:val="20"/>
-            <w:szCs w:val="20"/>
-            <w:u w:val="single"/>
-            <w:shd w:val="clear" w:color="auto" w:fill="FFFFFF"/>
-          </w:rPr>
-          <w:t>Chunking</w:t>
-        </w:r>
-      </w:hyperlink>
+    <w:p>
+      <w:pPr>
+        <w:pStyle w:val="Heading1"/>
+      </w:pPr>
+      <w:r>
+        <w:t>Ceres File Header</w:t>
+      </w:r>
+    </w:p>
+    <w:p>
+      <w:pPr>
+        <w:rPr>
+          <w:rFonts w:ascii="Arial" w:hAnsi="Arial" w:cs="Arial"/>
+          <w:color w:val="000000"/>
+          <w:sz w:val="20"/>
+          <w:szCs w:val="20"/>
+          <w:shd w:val="clear" w:color="auto" w:fill="FFFFFF"/>
+        </w:rPr>
+      </w:pPr>
+      <w:r>
+        <w:rPr>
+          <w:rFonts w:ascii="Arial" w:hAnsi="Arial" w:cs="Arial"/>
+          <w:color w:val="000000"/>
+          <w:sz w:val="20"/>
+          <w:szCs w:val="20"/>
+          <w:shd w:val="clear" w:color="auto" w:fill="FFFFFF"/>
+        </w:rPr>
+        <w:t xml:space="preserve">The </w:t>
+      </w:r>
+      <w:r>
+        <w:rPr>
+          <w:rFonts w:ascii="Arial" w:hAnsi="Arial" w:cs="Arial"/>
+          <w:color w:val="000000"/>
+          <w:sz w:val="20"/>
+          <w:szCs w:val="20"/>
+          <w:shd w:val="clear" w:color="auto" w:fill="FFFFFF"/>
+        </w:rPr>
+        <w:t>Ceres</w:t>
+      </w:r>
+      <w:r>
+        <w:rPr>
+          <w:rFonts w:ascii="Arial" w:hAnsi="Arial" w:cs="Arial"/>
+          <w:color w:val="000000"/>
+          <w:sz w:val="20"/>
+          <w:szCs w:val="20"/>
+          <w:shd w:val="clear" w:color="auto" w:fill="FFFFFF"/>
+        </w:rPr>
+        <w:t xml:space="preserve"> data</w:t>
+      </w:r>
+      <w:r>
+        <w:rPr>
+          <w:rFonts w:ascii="Arial" w:hAnsi="Arial" w:cs="Arial"/>
+          <w:color w:val="000000"/>
+          <w:sz w:val="20"/>
+          <w:szCs w:val="20"/>
+          <w:shd w:val="clear" w:color="auto" w:fill="FFFFFF"/>
+        </w:rPr>
+        <w:t xml:space="preserve"> </w:t>
+      </w:r>
+      <w:r>
+        <w:rPr>
+          <w:rFonts w:ascii="Arial" w:hAnsi="Arial" w:cs="Arial"/>
+          <w:color w:val="000000"/>
+          <w:sz w:val="20"/>
+          <w:szCs w:val="20"/>
+          <w:shd w:val="clear" w:color="auto" w:fill="FFFFFF"/>
+        </w:rPr>
+        <w:t xml:space="preserve">stream consists of a </w:t>
+      </w:r>
+      <w:r>
+        <w:rPr>
+          <w:rFonts w:ascii="Arial" w:hAnsi="Arial" w:cs="Arial"/>
+          <w:color w:val="000000"/>
+          <w:sz w:val="20"/>
+          <w:szCs w:val="20"/>
+          <w:shd w:val="clear" w:color="auto" w:fill="FFFFFF"/>
+        </w:rPr>
+        <w:t>Ceres</w:t>
+      </w:r>
+      <w:r>
+        <w:rPr>
+          <w:rFonts w:ascii="Arial" w:hAnsi="Arial" w:cs="Arial"/>
+          <w:color w:val="000000"/>
+          <w:sz w:val="20"/>
+          <w:szCs w:val="20"/>
+          <w:shd w:val="clear" w:color="auto" w:fill="FFFFFF"/>
+        </w:rPr>
+        <w:t xml:space="preserve"> signature</w:t>
+      </w:r>
+      <w:r>
+        <w:rPr>
+          <w:rFonts w:ascii="Arial" w:hAnsi="Arial" w:cs="Arial"/>
+          <w:color w:val="000000"/>
+          <w:sz w:val="20"/>
+          <w:szCs w:val="20"/>
+          <w:shd w:val="clear" w:color="auto" w:fill="FFFFFF"/>
+        </w:rPr>
+        <w:t>, a byte order marker (BOM), followed</w:t>
+      </w:r>
+      <w:r>
+        <w:rPr>
+          <w:rFonts w:ascii="Arial" w:hAnsi="Arial" w:cs="Arial"/>
+          <w:color w:val="000000"/>
+          <w:sz w:val="20"/>
+          <w:szCs w:val="20"/>
+          <w:shd w:val="clear" w:color="auto" w:fill="FFFFFF"/>
+        </w:rPr>
+        <w:t xml:space="preserve"> by a sequence of </w:t>
+      </w:r>
+      <w:r>
+        <w:rPr>
+          <w:rFonts w:ascii="Arial" w:hAnsi="Arial" w:cs="Arial"/>
+          <w:color w:val="000000"/>
+          <w:sz w:val="20"/>
+          <w:szCs w:val="20"/>
+          <w:shd w:val="clear" w:color="auto" w:fill="FFFFFF"/>
+        </w:rPr>
+        <w:t>blocks</w:t>
+      </w:r>
+      <w:r>
+        <w:rPr>
+          <w:rFonts w:ascii="Arial" w:hAnsi="Arial" w:cs="Arial"/>
+          <w:color w:val="000000"/>
+          <w:sz w:val="20"/>
+          <w:szCs w:val="20"/>
+          <w:shd w:val="clear" w:color="auto" w:fill="FFFFFF"/>
+        </w:rPr>
+        <w:t xml:space="preserve">. </w:t>
+      </w:r>
+      <w:r>
+        <w:rPr>
+          <w:rFonts w:ascii="Arial" w:hAnsi="Arial" w:cs="Arial"/>
+          <w:color w:val="000000"/>
+          <w:sz w:val="20"/>
+          <w:szCs w:val="20"/>
+          <w:shd w:val="clear" w:color="auto" w:fill="FFFFFF"/>
+        </w:rPr>
+        <w:t>The Ceres signature consists of the following eight bytes (decimal):</w:t>
+      </w:r>
+    </w:p>
+    <w:p>
+      <w:pPr>
+        <w:ind w:firstLine="720"/>
+        <w:rPr>
+          <w:rFonts w:ascii="Arial" w:hAnsi="Arial" w:cs="Arial"/>
+          <w:color w:val="000000"/>
+          <w:sz w:val="20"/>
+          <w:szCs w:val="20"/>
+          <w:shd w:val="clear" w:color="auto" w:fill="FFFFFF"/>
+        </w:rPr>
+      </w:pPr>
+      <w:r>
+        <w:rPr>
+          <w:rFonts w:ascii="Cascadia Mono" w:hAnsi="Cascadia Mono" w:cs="Cascadia Mono"/>
+          <w:color w:val="008000"/>
+          <w:sz w:val="19"/>
+          <w:szCs w:val="19"/>
+        </w:rPr>
+        <w:t>137 83 80 68 82 67 77 03</w:t>
+      </w:r>
+    </w:p>
+    <w:p>
+      <w:pPr>
+        <w:rPr>
+          <w:rFonts w:ascii="Arial" w:hAnsi="Arial" w:cs="Arial"/>
+          <w:color w:val="000000"/>
+          <w:sz w:val="20"/>
+          <w:szCs w:val="20"/>
+          <w:shd w:val="clear" w:color="auto" w:fill="FFFFFF"/>
+        </w:rPr>
+      </w:pPr>
+      <w:r>
+        <w:rPr>
+          <w:rFonts w:ascii="Arial" w:hAnsi="Arial" w:cs="Arial"/>
+          <w:color w:val="000000"/>
+          <w:sz w:val="20"/>
+          <w:szCs w:val="20"/>
+          <w:shd w:val="clear" w:color="auto" w:fill="FFFFFF"/>
+        </w:rPr>
+        <w:t>The BOM consists of four bytes (hexadecimal):</w:t>
+      </w:r>
+    </w:p>
+    <w:p>
+      <w:pPr>
+        <w:ind w:firstLine="720"/>
+        <w:rPr>
+          <w:rFonts w:ascii="Arial" w:hAnsi="Arial" w:cs="Arial"/>
+          <w:color w:val="000000"/>
+          <w:sz w:val="20"/>
+          <w:szCs w:val="20"/>
+          <w:shd w:val="clear" w:color="auto" w:fill="FFFFFF"/>
+        </w:rPr>
+      </w:pPr>
+      <w:r>
+        <w:rPr>
+          <w:rFonts w:ascii="Cascadia Mono" w:hAnsi="Cascadia Mono" w:cs="Cascadia Mono"/>
+          <w:sz w:val="19"/>
+          <w:szCs w:val="19"/>
+        </w:rPr>
+        <w:t>Big Endian:</w:t>
+      </w:r>
+      <w:r>
+        <w:rPr>
+          <w:rFonts w:ascii="Cascadia Mono" w:hAnsi="Cascadia Mono" w:cs="Cascadia Mono"/>
+          <w:color w:val="008000"/>
+          <w:sz w:val="19"/>
+          <w:szCs w:val="19"/>
+        </w:rPr>
+        <w:t xml:space="preserve"> 55AA</w:t>
+      </w:r>
+      <w:r>
+        <w:rPr>
+          <w:rFonts w:ascii="Cascadia Mono" w:hAnsi="Cascadia Mono" w:cs="Cascadia Mono"/>
+          <w:sz w:val="19"/>
+          <w:szCs w:val="19"/>
+        </w:rPr>
+        <w:tab/>
+        <w:t>or</w:t>
+      </w:r>
+      <w:r>
+        <w:rPr>
+          <w:rFonts w:ascii="Cascadia Mono" w:hAnsi="Cascadia Mono" w:cs="Cascadia Mono"/>
+          <w:sz w:val="19"/>
+          <w:szCs w:val="19"/>
+        </w:rPr>
+        <w:tab/>
+        <w:t>Little Endian:</w:t>
+      </w:r>
+      <w:r>
+        <w:rPr>
+          <w:rFonts w:ascii="Cascadia Mono" w:hAnsi="Cascadia Mono" w:cs="Cascadia Mono"/>
+          <w:color w:val="008000"/>
+          <w:sz w:val="19"/>
+          <w:szCs w:val="19"/>
+        </w:rPr>
+        <w:t xml:space="preserve"> AA55</w:t>
+      </w:r>
+    </w:p>
+    <w:p>
+      <w:pPr>
+        <w:rPr>
+          <w:rFonts w:ascii="Arial" w:hAnsi="Arial" w:cs="Arial"/>
+          <w:color w:val="000000"/>
+          <w:sz w:val="20"/>
+          <w:szCs w:val="20"/>
+          <w:shd w:val="clear" w:color="auto" w:fill="FFFFFF"/>
+        </w:rPr>
+      </w:pPr>
+      <w:r>
+        <w:rPr>
+          <w:rFonts w:ascii="Arial" w:hAnsi="Arial" w:cs="Arial"/>
+          <w:color w:val="000000"/>
+          <w:sz w:val="20"/>
+          <w:szCs w:val="20"/>
+          <w:shd w:val="clear" w:color="auto" w:fill="FFFFFF"/>
+        </w:rPr>
+        <w:t>The data is written in the native byte order of the computer doing the data collection.  For Intel based computer, the native byte order is little endian.</w:t>
+      </w:r>
+    </w:p>
+    <w:p>
+      <w:pPr>
+        <w:rPr>
+          <w:rFonts w:ascii="Arial" w:hAnsi="Arial" w:cs="Arial"/>
+          <w:color w:val="000000"/>
+          <w:sz w:val="20"/>
+          <w:szCs w:val="20"/>
+          <w:shd w:val="clear" w:color="auto" w:fill="FFFFFF"/>
+        </w:rPr>
+      </w:pPr>
+    </w:p>
+    <w:p>
+      <w:pPr>
+        <w:pStyle w:val="Heading1"/>
+        <w:rPr>
+          <w:shd w:val="clear" w:color="auto" w:fill="FFFFFF"/>
+        </w:rPr>
+      </w:pPr>
+      <w:r>
+        <w:rPr>
+          <w:shd w:val="clear" w:color="auto" w:fill="FFFFFF"/>
+        </w:rPr>
+        <w:t>Ceres Data Blocks</w:t>
+      </w:r>
+    </w:p>
+    <w:p>
+      <w:pPr>
+        <w:rPr>
+          <w:rFonts w:ascii="Arial" w:hAnsi="Arial" w:cs="Arial"/>
+          <w:color w:val="000000"/>
+          <w:sz w:val="20"/>
+          <w:szCs w:val="20"/>
+          <w:shd w:val="clear" w:color="auto" w:fill="FFFFFF"/>
+        </w:rPr>
+      </w:pPr>
+      <w:r>
+        <w:rPr>
+          <w:rFonts w:ascii="Arial" w:hAnsi="Arial" w:cs="Arial"/>
+          <w:color w:val="000000"/>
+          <w:sz w:val="20"/>
+          <w:szCs w:val="20"/>
+          <w:shd w:val="clear" w:color="auto" w:fill="FFFFFF"/>
+        </w:rPr>
+        <w:t xml:space="preserve">Each Ceres data block consists of three or four data fields.  </w:t>
+      </w:r>
+      <w:r>
+        <w:rPr>
+          <w:rFonts w:ascii="Arial" w:hAnsi="Arial" w:cs="Arial"/>
+          <w:color w:val="000000"/>
+          <w:sz w:val="20"/>
+          <w:szCs w:val="20"/>
+          <w:shd w:val="clear" w:color="auto" w:fill="FFFFFF"/>
+        </w:rPr>
+        <w:t>The format of a data block is:</w:t>
+      </w:r>
+    </w:p>
+    <w:tbl>
+      <w:tblPr>
+        <w:tblStyle w:val="TableGrid"/>
+        <w:tblW w:w="0" w:type="auto"/>
+        <w:jc w:val="center"/>
+        <w:tblLook w:val="04A0" w:firstRow="1" w:lastRow="0" w:firstColumn="1" w:lastColumn="0" w:noHBand="0" w:noVBand="1"/>
+      </w:tblPr>
+      <w:tblGrid>
+        <w:gridCol w:w="1712"/>
+        <w:gridCol w:w="1703"/>
+        <w:gridCol w:w="1530"/>
+        <w:gridCol w:w="1170"/>
+      </w:tblGrid>
+      <w:tr>
+        <w:trPr>
+          <w:jc w:val="center"/>
+        </w:trPr>
+        <w:tc>
+          <w:tcPr>
+            <w:tcW w:w="1712" w:type="dxa"/>
+          </w:tcPr>
+          <w:p>
+            <w:pPr>
+              <w:jc w:val="center"/>
+              <w:rPr>
+                <w:rFonts w:ascii="Arial" w:hAnsi="Arial" w:cs="Arial"/>
+                <w:color w:val="000000"/>
+                <w:sz w:val="20"/>
+                <w:szCs w:val="20"/>
+                <w:shd w:val="clear" w:color="auto" w:fill="FFFFFF"/>
+              </w:rPr>
+            </w:pPr>
+            <w:r>
+              <w:rPr>
+                <w:rFonts w:ascii="Arial" w:hAnsi="Arial" w:cs="Arial"/>
+                <w:color w:val="000000"/>
+                <w:sz w:val="20"/>
+                <w:szCs w:val="20"/>
+                <w:shd w:val="clear" w:color="auto" w:fill="FFFFFF"/>
+              </w:rPr>
+              <w:t>Length</w:t>
+            </w:r>
+          </w:p>
+        </w:tc>
+        <w:tc>
+          <w:tcPr>
+            <w:tcW w:w="1703" w:type="dxa"/>
+          </w:tcPr>
+          <w:p>
+            <w:pPr>
+              <w:jc w:val="center"/>
+              <w:rPr>
+                <w:rFonts w:ascii="Arial" w:hAnsi="Arial" w:cs="Arial"/>
+                <w:color w:val="000000"/>
+                <w:sz w:val="20"/>
+                <w:szCs w:val="20"/>
+                <w:shd w:val="clear" w:color="auto" w:fill="FFFFFF"/>
+              </w:rPr>
+            </w:pPr>
+            <w:r>
+              <w:rPr>
+                <w:rFonts w:ascii="Arial" w:hAnsi="Arial" w:cs="Arial"/>
+                <w:color w:val="000000"/>
+                <w:sz w:val="20"/>
+                <w:szCs w:val="20"/>
+                <w:shd w:val="clear" w:color="auto" w:fill="FFFFFF"/>
+              </w:rPr>
+              <w:t>Block Type</w:t>
+            </w:r>
+          </w:p>
+        </w:tc>
+        <w:tc>
+          <w:tcPr>
+            <w:tcW w:w="1530" w:type="dxa"/>
+          </w:tcPr>
+          <w:p>
+            <w:pPr>
+              <w:jc w:val="center"/>
+              <w:rPr>
+                <w:rFonts w:ascii="Arial" w:hAnsi="Arial" w:cs="Arial"/>
+                <w:color w:val="000000"/>
+                <w:sz w:val="20"/>
+                <w:szCs w:val="20"/>
+                <w:shd w:val="clear" w:color="auto" w:fill="FFFFFF"/>
+              </w:rPr>
+            </w:pPr>
+            <w:r>
+              <w:rPr>
+                <w:rFonts w:ascii="Arial" w:hAnsi="Arial" w:cs="Arial"/>
+                <w:color w:val="000000"/>
+                <w:sz w:val="20"/>
+                <w:szCs w:val="20"/>
+                <w:shd w:val="clear" w:color="auto" w:fill="FFFFFF"/>
+              </w:rPr>
+              <w:t>Block Data</w:t>
+            </w:r>
+          </w:p>
+        </w:tc>
+        <w:tc>
+          <w:tcPr>
+            <w:tcW w:w="1170" w:type="dxa"/>
+          </w:tcPr>
+          <w:p>
+            <w:pPr>
+              <w:jc w:val="center"/>
+              <w:rPr>
+                <w:rFonts w:ascii="Arial" w:hAnsi="Arial" w:cs="Arial"/>
+                <w:color w:val="000000"/>
+                <w:sz w:val="20"/>
+                <w:szCs w:val="20"/>
+                <w:shd w:val="clear" w:color="auto" w:fill="FFFFFF"/>
+              </w:rPr>
+            </w:pPr>
+            <w:r>
+              <w:rPr>
+                <w:rFonts w:ascii="Arial" w:hAnsi="Arial" w:cs="Arial"/>
+                <w:color w:val="000000"/>
+                <w:sz w:val="20"/>
+                <w:szCs w:val="20"/>
+                <w:shd w:val="clear" w:color="auto" w:fill="FFFFFF"/>
+              </w:rPr>
+              <w:t>CRC</w:t>
+            </w:r>
+          </w:p>
+        </w:tc>
+      </w:tr>
+    </w:tbl>
+    <w:p>
+      <w:pPr>
+        <w:jc w:val="center"/>
+        <w:rPr>
+          <w:rFonts w:ascii="Arial" w:hAnsi="Arial" w:cs="Arial"/>
+          <w:color w:val="000000"/>
+          <w:sz w:val="20"/>
+          <w:szCs w:val="20"/>
+          <w:shd w:val="clear" w:color="auto" w:fill="FFFFFF"/>
+        </w:rPr>
+      </w:pPr>
+      <w:r>
+        <w:rPr>
+          <w:rFonts w:ascii="Arial" w:hAnsi="Arial" w:cs="Arial"/>
+          <w:color w:val="000000"/>
+          <w:sz w:val="20"/>
+          <w:szCs w:val="20"/>
+          <w:shd w:val="clear" w:color="auto" w:fill="FFFFFF"/>
+        </w:rPr>
+        <w:t>or</w:t>
+      </w:r>
+    </w:p>
+    <w:tbl>
+      <w:tblPr>
+        <w:tblStyle w:val="TableGrid"/>
+        <w:tblW w:w="0" w:type="auto"/>
+        <w:jc w:val="center"/>
+        <w:tblLook w:val="04A0" w:firstRow="1" w:lastRow="0" w:firstColumn="1" w:lastColumn="0" w:noHBand="0" w:noVBand="1"/>
+      </w:tblPr>
+      <w:tblGrid>
+        <w:gridCol w:w="2131"/>
+        <w:gridCol w:w="1824"/>
+        <w:gridCol w:w="1350"/>
+      </w:tblGrid>
+      <w:tr>
+        <w:trPr>
+          <w:jc w:val="center"/>
+        </w:trPr>
+        <w:tc>
+          <w:tcPr>
+            <w:tcW w:w="2131" w:type="dxa"/>
+          </w:tcPr>
+          <w:p>
+            <w:pPr>
+              <w:jc w:val="center"/>
+              <w:rPr>
+                <w:rFonts w:ascii="Arial" w:hAnsi="Arial" w:cs="Arial"/>
+                <w:color w:val="000000"/>
+                <w:sz w:val="20"/>
+                <w:szCs w:val="20"/>
+                <w:shd w:val="clear" w:color="auto" w:fill="FFFFFF"/>
+              </w:rPr>
+            </w:pPr>
+            <w:r>
+              <w:rPr>
+                <w:rFonts w:ascii="Arial" w:hAnsi="Arial" w:cs="Arial"/>
+                <w:color w:val="000000"/>
+                <w:sz w:val="20"/>
+                <w:szCs w:val="20"/>
+                <w:shd w:val="clear" w:color="auto" w:fill="FFFFFF"/>
+              </w:rPr>
+              <w:t>Length</w:t>
+            </w:r>
+          </w:p>
+        </w:tc>
+        <w:tc>
+          <w:tcPr>
+            <w:tcW w:w="1824" w:type="dxa"/>
+          </w:tcPr>
+          <w:p>
+            <w:pPr>
+              <w:jc w:val="center"/>
+              <w:rPr>
+                <w:rFonts w:ascii="Arial" w:hAnsi="Arial" w:cs="Arial"/>
+                <w:color w:val="000000"/>
+                <w:sz w:val="20"/>
+                <w:szCs w:val="20"/>
+                <w:shd w:val="clear" w:color="auto" w:fill="FFFFFF"/>
+              </w:rPr>
+            </w:pPr>
+            <w:r>
+              <w:rPr>
+                <w:rFonts w:ascii="Arial" w:hAnsi="Arial" w:cs="Arial"/>
+                <w:color w:val="000000"/>
+                <w:sz w:val="20"/>
+                <w:szCs w:val="20"/>
+                <w:shd w:val="clear" w:color="auto" w:fill="FFFFFF"/>
+              </w:rPr>
+              <w:t>Block Type</w:t>
+            </w:r>
+          </w:p>
+        </w:tc>
+        <w:tc>
+          <w:tcPr>
+            <w:tcW w:w="1350" w:type="dxa"/>
+          </w:tcPr>
+          <w:p>
+            <w:pPr>
+              <w:jc w:val="center"/>
+              <w:rPr>
+                <w:rFonts w:ascii="Arial" w:hAnsi="Arial" w:cs="Arial"/>
+                <w:color w:val="000000"/>
+                <w:sz w:val="20"/>
+                <w:szCs w:val="20"/>
+                <w:shd w:val="clear" w:color="auto" w:fill="FFFFFF"/>
+              </w:rPr>
+            </w:pPr>
+            <w:r>
+              <w:rPr>
+                <w:rFonts w:ascii="Arial" w:hAnsi="Arial" w:cs="Arial"/>
+                <w:color w:val="000000"/>
+                <w:sz w:val="20"/>
+                <w:szCs w:val="20"/>
+                <w:shd w:val="clear" w:color="auto" w:fill="FFFFFF"/>
+              </w:rPr>
+              <w:t>CRC</w:t>
+            </w:r>
+          </w:p>
+        </w:tc>
+      </w:tr>
+    </w:tbl>
+    <w:p>
+      <w:pPr>
+        <w:rPr>
+          <w:rFonts w:ascii="Arial" w:hAnsi="Arial" w:cs="Arial"/>
+          <w:color w:val="000000"/>
+          <w:sz w:val="20"/>
+          <w:szCs w:val="20"/>
+          <w:shd w:val="clear" w:color="auto" w:fill="FFFFFF"/>
+        </w:rPr>
+      </w:pPr>
+    </w:p>
+    <w:p>
+      <w:pPr>
+        <w:rPr>
+          <w:rFonts w:ascii="Arial" w:hAnsi="Arial" w:cs="Arial"/>
+          <w:color w:val="000000"/>
+          <w:sz w:val="20"/>
+          <w:szCs w:val="20"/>
+          <w:shd w:val="clear" w:color="auto" w:fill="FFFFFF"/>
+        </w:rPr>
+      </w:pPr>
+      <w:r>
+        <w:rPr>
+          <w:rFonts w:ascii="Arial" w:hAnsi="Arial" w:cs="Arial"/>
+          <w:color w:val="000000"/>
+          <w:sz w:val="20"/>
+          <w:szCs w:val="20"/>
+          <w:shd w:val="clear" w:color="auto" w:fill="FFFFFF"/>
+        </w:rPr>
+        <w:t>The first data field is the length field</w:t>
+      </w:r>
       <w:r>
         <w:rPr>
           <w:rFonts w:ascii="Arial" w:hAnsi="Arial" w:cs="Arial"/>
@@ -125,6 +641,566 @@
         </w:rPr>
         <w:t>.</w:t>
       </w:r>
+      <w:r>
+        <w:rPr>
+          <w:rFonts w:ascii="Arial" w:hAnsi="Arial" w:cs="Arial"/>
+          <w:color w:val="000000"/>
+          <w:sz w:val="20"/>
+          <w:szCs w:val="20"/>
+          <w:shd w:val="clear" w:color="auto" w:fill="FFFFFF"/>
+        </w:rPr>
+        <w:t xml:space="preserve"> </w:t>
+      </w:r>
+      <w:r>
+        <w:rPr>
+          <w:rFonts w:ascii="Arial" w:hAnsi="Arial" w:cs="Arial"/>
+          <w:color w:val="000000"/>
+          <w:sz w:val="20"/>
+          <w:szCs w:val="20"/>
+          <w:shd w:val="clear" w:color="auto" w:fill="FFFFFF"/>
+        </w:rPr>
+        <w:t xml:space="preserve"> The length field is a four-byte unsigned integer giving the number of bytes in the block’s data field.  </w:t>
+      </w:r>
+      <w:r>
+        <w:rPr>
+          <w:rFonts w:ascii="Arial" w:hAnsi="Arial" w:cs="Arial"/>
+          <w:color w:val="000000"/>
+          <w:sz w:val="20"/>
+          <w:szCs w:val="20"/>
+          <w:shd w:val="clear" w:color="auto" w:fill="FFFFFF"/>
+        </w:rPr>
+        <w:t xml:space="preserve">The length counts only the data field, not itself, the block type, or the CRC.  Zero is a valid length.  Although encoders and decoders should treat the length as unsigned, its value shall not exceed 2^31 – 1 </w:t>
+      </w:r>
+      <w:proofErr w:type="gramStart"/>
+      <w:r>
+        <w:rPr>
+          <w:rFonts w:ascii="Arial" w:hAnsi="Arial" w:cs="Arial"/>
+          <w:color w:val="000000"/>
+          <w:sz w:val="20"/>
+          <w:szCs w:val="20"/>
+          <w:shd w:val="clear" w:color="auto" w:fill="FFFFFF"/>
+        </w:rPr>
+        <w:t>bytes</w:t>
+      </w:r>
+      <w:proofErr w:type="gramEnd"/>
+      <w:r>
+        <w:rPr>
+          <w:rFonts w:ascii="Arial" w:hAnsi="Arial" w:cs="Arial"/>
+          <w:color w:val="000000"/>
+          <w:sz w:val="20"/>
+          <w:szCs w:val="20"/>
+          <w:shd w:val="clear" w:color="auto" w:fill="FFFFFF"/>
+        </w:rPr>
+        <w:t>.</w:t>
+      </w:r>
+    </w:p>
+    <w:p>
+      <w:pPr>
+        <w:rPr>
+          <w:rFonts w:ascii="Arial" w:hAnsi="Arial" w:cs="Arial"/>
+          <w:color w:val="000000"/>
+          <w:sz w:val="20"/>
+          <w:szCs w:val="20"/>
+          <w:shd w:val="clear" w:color="auto" w:fill="FFFFFF"/>
+        </w:rPr>
+      </w:pPr>
+      <w:r>
+        <w:rPr>
+          <w:rFonts w:ascii="Arial" w:hAnsi="Arial" w:cs="Arial"/>
+          <w:color w:val="000000"/>
+          <w:sz w:val="20"/>
+          <w:szCs w:val="20"/>
+          <w:shd w:val="clear" w:color="auto" w:fill="FFFFFF"/>
+        </w:rPr>
+        <w:t xml:space="preserve">The second data field is the block type.  The block type is a four-byte unsigned integer.  </w:t>
+      </w:r>
+      <w:r>
+        <w:rPr>
+          <w:rFonts w:ascii="Arial" w:hAnsi="Arial" w:cs="Arial"/>
+          <w:color w:val="000000"/>
+          <w:sz w:val="20"/>
+          <w:szCs w:val="20"/>
+          <w:shd w:val="clear" w:color="auto" w:fill="FFFFFF"/>
+        </w:rPr>
+        <w:t>The block type must be unique for each type of data block.</w:t>
+      </w:r>
+    </w:p>
+    <w:p>
+      <w:pPr>
+        <w:rPr>
+          <w:rFonts w:ascii="Arial" w:hAnsi="Arial" w:cs="Arial"/>
+          <w:color w:val="000000"/>
+          <w:sz w:val="20"/>
+          <w:szCs w:val="20"/>
+          <w:shd w:val="clear" w:color="auto" w:fill="FFFFFF"/>
+        </w:rPr>
+      </w:pPr>
+      <w:r>
+        <w:rPr>
+          <w:rFonts w:ascii="Arial" w:hAnsi="Arial" w:cs="Arial"/>
+          <w:color w:val="000000"/>
+          <w:sz w:val="20"/>
+          <w:szCs w:val="20"/>
+          <w:shd w:val="clear" w:color="auto" w:fill="FFFFFF"/>
+        </w:rPr>
+        <w:t xml:space="preserve">The optional third data field is the block data.  The format of the data field is </w:t>
+      </w:r>
+      <w:r>
+        <w:rPr>
+          <w:rFonts w:ascii="Arial" w:hAnsi="Arial" w:cs="Arial"/>
+          <w:color w:val="000000"/>
+          <w:sz w:val="20"/>
+          <w:szCs w:val="20"/>
+          <w:shd w:val="clear" w:color="auto" w:fill="FFFFFF"/>
+        </w:rPr>
+        <w:t>dependent on the sensor writing the data.</w:t>
+      </w:r>
+    </w:p>
+    <w:p>
+      <w:pPr>
+        <w:rPr>
+          <w:rFonts w:ascii="Arial" w:hAnsi="Arial" w:cs="Arial"/>
+          <w:color w:val="000000"/>
+          <w:sz w:val="20"/>
+          <w:szCs w:val="20"/>
+          <w:shd w:val="clear" w:color="auto" w:fill="FFFFFF"/>
+        </w:rPr>
+      </w:pPr>
+      <w:r>
+        <w:rPr>
+          <w:rFonts w:ascii="Arial" w:hAnsi="Arial" w:cs="Arial"/>
+          <w:color w:val="000000"/>
+          <w:sz w:val="20"/>
+          <w:szCs w:val="20"/>
+          <w:shd w:val="clear" w:color="auto" w:fill="FFFFFF"/>
+        </w:rPr>
+        <w:t>The last data field is the cyclic redundancy code (CRC).  The CRC is a four-byte number calculated on the preceding bytes in the block, including the block type field and the block data fields, but not the length field.  The CRC can be used to check for corruption of the data.  The CRC is always present, even for blocks containing no data.</w:t>
+      </w:r>
+    </w:p>
+    <w:p>
+      <w:pPr>
+        <w:rPr>
+          <w:rFonts w:ascii="Arial" w:hAnsi="Arial" w:cs="Arial"/>
+          <w:color w:val="000000"/>
+          <w:sz w:val="20"/>
+          <w:szCs w:val="20"/>
+          <w:shd w:val="clear" w:color="auto" w:fill="FFFFFF"/>
+        </w:rPr>
+      </w:pPr>
+    </w:p>
+    <w:p>
+      <w:pPr>
+        <w:pStyle w:val="Heading1"/>
+        <w:rPr>
+          <w:shd w:val="clear" w:color="auto" w:fill="FFFFFF"/>
+        </w:rPr>
+      </w:pPr>
+      <w:r>
+        <w:rPr>
+          <w:shd w:val="clear" w:color="auto" w:fill="FFFFFF"/>
+        </w:rPr>
+        <w:lastRenderedPageBreak/>
+        <w:t>Block Type</w:t>
+      </w:r>
+    </w:p>
+    <w:p>
+      <w:pPr>
+        <w:rPr>
+          <w:rFonts w:ascii="Arial" w:hAnsi="Arial" w:cs="Arial"/>
+          <w:color w:val="000000"/>
+          <w:sz w:val="20"/>
+          <w:szCs w:val="20"/>
+          <w:shd w:val="clear" w:color="auto" w:fill="FFFFFF"/>
+        </w:rPr>
+      </w:pPr>
+      <w:r>
+        <w:rPr>
+          <w:rFonts w:ascii="Arial" w:hAnsi="Arial" w:cs="Arial"/>
+          <w:color w:val="000000"/>
+          <w:sz w:val="20"/>
+          <w:szCs w:val="20"/>
+          <w:shd w:val="clear" w:color="auto" w:fill="FFFFFF"/>
+        </w:rPr>
+        <w:t xml:space="preserve">To help </w:t>
+      </w:r>
+      <w:r>
+        <w:rPr>
+          <w:rFonts w:ascii="Arial" w:hAnsi="Arial" w:cs="Arial"/>
+          <w:color w:val="000000"/>
+          <w:sz w:val="20"/>
+          <w:szCs w:val="20"/>
+          <w:shd w:val="clear" w:color="auto" w:fill="FFFFFF"/>
+        </w:rPr>
+        <w:t xml:space="preserve">maintain the uniqueness of block types, the </w:t>
+      </w:r>
+      <w:r>
+        <w:rPr>
+          <w:rFonts w:ascii="Arial" w:hAnsi="Arial" w:cs="Arial"/>
+          <w:color w:val="000000"/>
+          <w:sz w:val="20"/>
+          <w:szCs w:val="20"/>
+          <w:shd w:val="clear" w:color="auto" w:fill="FFFFFF"/>
+        </w:rPr>
+        <w:t>six</w:t>
+      </w:r>
+      <w:r>
+        <w:rPr>
+          <w:rFonts w:ascii="Arial" w:hAnsi="Arial" w:cs="Arial"/>
+          <w:color w:val="000000"/>
+          <w:sz w:val="20"/>
+          <w:szCs w:val="20"/>
+          <w:shd w:val="clear" w:color="auto" w:fill="FFFFFF"/>
+        </w:rPr>
+        <w:t xml:space="preserve"> bytes that make up the block type use the following format:</w:t>
+      </w:r>
+    </w:p>
+    <w:tbl>
+      <w:tblPr>
+        <w:tblStyle w:val="TableGrid"/>
+        <w:tblW w:w="0" w:type="auto"/>
+        <w:jc w:val="center"/>
+        <w:tblLook w:val="04A0" w:firstRow="1" w:lastRow="0" w:firstColumn="1" w:lastColumn="0" w:noHBand="0" w:noVBand="1"/>
+      </w:tblPr>
+      <w:tblGrid>
+        <w:gridCol w:w="1620"/>
+        <w:gridCol w:w="1894"/>
+        <w:gridCol w:w="1796"/>
+        <w:gridCol w:w="1440"/>
+      </w:tblGrid>
+      <w:tr>
+        <w:trPr>
+          <w:jc w:val="center"/>
+        </w:trPr>
+        <w:tc>
+          <w:tcPr>
+            <w:tcW w:w="1620" w:type="dxa"/>
+          </w:tcPr>
+          <w:p>
+            <w:pPr>
+              <w:jc w:val="center"/>
+              <w:rPr>
+                <w:rFonts w:ascii="Arial" w:hAnsi="Arial" w:cs="Arial"/>
+                <w:color w:val="000000"/>
+                <w:sz w:val="20"/>
+                <w:szCs w:val="20"/>
+                <w:shd w:val="clear" w:color="auto" w:fill="FFFFFF"/>
+              </w:rPr>
+            </w:pPr>
+            <w:r>
+              <w:rPr>
+                <w:rFonts w:ascii="Arial" w:hAnsi="Arial" w:cs="Arial"/>
+                <w:color w:val="000000"/>
+                <w:sz w:val="20"/>
+                <w:szCs w:val="20"/>
+                <w:shd w:val="clear" w:color="auto" w:fill="FFFFFF"/>
+              </w:rPr>
+              <w:t>Class ID</w:t>
+            </w:r>
+          </w:p>
+        </w:tc>
+        <w:tc>
+          <w:tcPr>
+            <w:tcW w:w="1894" w:type="dxa"/>
+          </w:tcPr>
+          <w:p>
+            <w:pPr>
+              <w:jc w:val="center"/>
+              <w:rPr>
+                <w:rFonts w:ascii="Arial" w:hAnsi="Arial" w:cs="Arial"/>
+                <w:color w:val="000000"/>
+                <w:sz w:val="20"/>
+                <w:szCs w:val="20"/>
+                <w:shd w:val="clear" w:color="auto" w:fill="FFFFFF"/>
+              </w:rPr>
+            </w:pPr>
+            <w:r>
+              <w:rPr>
+                <w:rFonts w:ascii="Arial" w:hAnsi="Arial" w:cs="Arial"/>
+                <w:color w:val="000000"/>
+                <w:sz w:val="20"/>
+                <w:szCs w:val="20"/>
+                <w:shd w:val="clear" w:color="auto" w:fill="FFFFFF"/>
+              </w:rPr>
+              <w:t>Major Version</w:t>
+            </w:r>
+          </w:p>
+        </w:tc>
+        <w:tc>
+          <w:tcPr>
+            <w:tcW w:w="1796" w:type="dxa"/>
+          </w:tcPr>
+          <w:p>
+            <w:pPr>
+              <w:jc w:val="center"/>
+              <w:rPr>
+                <w:rFonts w:ascii="Arial" w:hAnsi="Arial" w:cs="Arial"/>
+                <w:color w:val="000000"/>
+                <w:sz w:val="20"/>
+                <w:szCs w:val="20"/>
+                <w:shd w:val="clear" w:color="auto" w:fill="FFFFFF"/>
+              </w:rPr>
+            </w:pPr>
+            <w:r>
+              <w:rPr>
+                <w:rFonts w:ascii="Arial" w:hAnsi="Arial" w:cs="Arial"/>
+                <w:color w:val="000000"/>
+                <w:sz w:val="20"/>
+                <w:szCs w:val="20"/>
+                <w:shd w:val="clear" w:color="auto" w:fill="FFFFFF"/>
+              </w:rPr>
+              <w:t>Minor Version</w:t>
+            </w:r>
+          </w:p>
+        </w:tc>
+        <w:tc>
+          <w:tcPr>
+            <w:tcW w:w="1440" w:type="dxa"/>
+          </w:tcPr>
+          <w:p>
+            <w:pPr>
+              <w:jc w:val="center"/>
+              <w:rPr>
+                <w:rFonts w:ascii="Arial" w:hAnsi="Arial" w:cs="Arial"/>
+                <w:color w:val="000000"/>
+                <w:sz w:val="20"/>
+                <w:szCs w:val="20"/>
+                <w:shd w:val="clear" w:color="auto" w:fill="FFFFFF"/>
+              </w:rPr>
+            </w:pPr>
+            <w:r>
+              <w:rPr>
+                <w:rFonts w:ascii="Arial" w:hAnsi="Arial" w:cs="Arial"/>
+                <w:color w:val="000000"/>
+                <w:sz w:val="20"/>
+                <w:szCs w:val="20"/>
+                <w:shd w:val="clear" w:color="auto" w:fill="FFFFFF"/>
+              </w:rPr>
+              <w:t>Data ID</w:t>
+            </w:r>
+          </w:p>
+        </w:tc>
+      </w:tr>
+    </w:tbl>
+    <w:p>
+      <w:pPr>
+        <w:rPr>
+          <w:rFonts w:ascii="Arial" w:hAnsi="Arial" w:cs="Arial"/>
+          <w:color w:val="000000"/>
+          <w:sz w:val="20"/>
+          <w:szCs w:val="20"/>
+          <w:shd w:val="clear" w:color="auto" w:fill="FFFFFF"/>
+        </w:rPr>
+      </w:pPr>
+    </w:p>
+    <w:p>
+      <w:pPr>
+        <w:rPr>
+          <w:rFonts w:ascii="Arial" w:hAnsi="Arial" w:cs="Arial"/>
+          <w:color w:val="000000"/>
+          <w:sz w:val="20"/>
+          <w:szCs w:val="20"/>
+          <w:shd w:val="clear" w:color="auto" w:fill="FFFFFF"/>
+        </w:rPr>
+      </w:pPr>
+      <w:r>
+        <w:rPr>
+          <w:rFonts w:ascii="Arial" w:hAnsi="Arial" w:cs="Arial"/>
+          <w:color w:val="000000"/>
+          <w:sz w:val="20"/>
+          <w:szCs w:val="20"/>
+          <w:shd w:val="clear" w:color="auto" w:fill="FFFFFF"/>
+        </w:rPr>
+        <w:t>Class ID</w:t>
+      </w:r>
+      <w:r>
+        <w:rPr>
+          <w:rFonts w:ascii="Arial" w:hAnsi="Arial" w:cs="Arial"/>
+          <w:color w:val="000000"/>
+          <w:sz w:val="20"/>
+          <w:szCs w:val="20"/>
+          <w:shd w:val="clear" w:color="auto" w:fill="FFFFFF"/>
+        </w:rPr>
+        <w:tab/>
+        <w:t>: A two-byte unsigned integer representing the class of the data block.  Class ID can be based on sensor manufacturer or other criteria.  The class ID of zero and 65</w:t>
+      </w:r>
+      <w:r>
+        <w:rPr>
+          <w:rFonts w:ascii="Arial" w:hAnsi="Arial" w:cs="Arial"/>
+          <w:color w:val="000000"/>
+          <w:sz w:val="20"/>
+          <w:szCs w:val="20"/>
+          <w:shd w:val="clear" w:color="auto" w:fill="FFFFFF"/>
+        </w:rPr>
+        <w:t>535 are reserved.</w:t>
+      </w:r>
+    </w:p>
+    <w:p>
+      <w:pPr>
+        <w:rPr>
+          <w:rFonts w:ascii="Arial" w:hAnsi="Arial" w:cs="Arial"/>
+          <w:color w:val="000000"/>
+          <w:sz w:val="20"/>
+          <w:szCs w:val="20"/>
+          <w:shd w:val="clear" w:color="auto" w:fill="FFFFFF"/>
+        </w:rPr>
+      </w:pPr>
+      <w:r>
+        <w:rPr>
+          <w:rFonts w:ascii="Arial" w:hAnsi="Arial" w:cs="Arial"/>
+          <w:color w:val="000000"/>
+          <w:sz w:val="20"/>
+          <w:szCs w:val="20"/>
+          <w:shd w:val="clear" w:color="auto" w:fill="FFFFFF"/>
+        </w:rPr>
+        <w:t>Major Version</w:t>
+      </w:r>
+      <w:r>
+        <w:rPr>
+          <w:rFonts w:ascii="Arial" w:hAnsi="Arial" w:cs="Arial"/>
+          <w:color w:val="000000"/>
+          <w:sz w:val="20"/>
+          <w:szCs w:val="20"/>
+          <w:shd w:val="clear" w:color="auto" w:fill="FFFFFF"/>
+        </w:rPr>
+        <w:tab/>
+        <w:t>: A single byte unsigned integer defining the data’s class major version.</w:t>
+      </w:r>
+    </w:p>
+    <w:p>
+      <w:pPr>
+        <w:rPr>
+          <w:rFonts w:ascii="Arial" w:hAnsi="Arial" w:cs="Arial"/>
+          <w:color w:val="000000"/>
+          <w:sz w:val="20"/>
+          <w:szCs w:val="20"/>
+          <w:shd w:val="clear" w:color="auto" w:fill="FFFFFF"/>
+        </w:rPr>
+      </w:pPr>
+      <w:r>
+        <w:rPr>
+          <w:rFonts w:ascii="Arial" w:hAnsi="Arial" w:cs="Arial"/>
+          <w:color w:val="000000"/>
+          <w:sz w:val="20"/>
+          <w:szCs w:val="20"/>
+          <w:shd w:val="clear" w:color="auto" w:fill="FFFFFF"/>
+        </w:rPr>
+        <w:t>M</w:t>
+      </w:r>
+      <w:r>
+        <w:rPr>
+          <w:rFonts w:ascii="Arial" w:hAnsi="Arial" w:cs="Arial"/>
+          <w:color w:val="000000"/>
+          <w:sz w:val="20"/>
+          <w:szCs w:val="20"/>
+          <w:shd w:val="clear" w:color="auto" w:fill="FFFFFF"/>
+        </w:rPr>
+        <w:t>inor</w:t>
+      </w:r>
+      <w:r>
+        <w:rPr>
+          <w:rFonts w:ascii="Arial" w:hAnsi="Arial" w:cs="Arial"/>
+          <w:color w:val="000000"/>
+          <w:sz w:val="20"/>
+          <w:szCs w:val="20"/>
+          <w:shd w:val="clear" w:color="auto" w:fill="FFFFFF"/>
+        </w:rPr>
+        <w:t xml:space="preserve"> Version</w:t>
+      </w:r>
+      <w:r>
+        <w:rPr>
+          <w:rFonts w:ascii="Arial" w:hAnsi="Arial" w:cs="Arial"/>
+          <w:color w:val="000000"/>
+          <w:sz w:val="20"/>
+          <w:szCs w:val="20"/>
+          <w:shd w:val="clear" w:color="auto" w:fill="FFFFFF"/>
+        </w:rPr>
+        <w:tab/>
+        <w:t>: A single byte unsigned integer defining the data’s class m</w:t>
+      </w:r>
+      <w:r>
+        <w:rPr>
+          <w:rFonts w:ascii="Arial" w:hAnsi="Arial" w:cs="Arial"/>
+          <w:color w:val="000000"/>
+          <w:sz w:val="20"/>
+          <w:szCs w:val="20"/>
+          <w:shd w:val="clear" w:color="auto" w:fill="FFFFFF"/>
+        </w:rPr>
+        <w:t>inor</w:t>
+      </w:r>
+      <w:r>
+        <w:rPr>
+          <w:rFonts w:ascii="Arial" w:hAnsi="Arial" w:cs="Arial"/>
+          <w:color w:val="000000"/>
+          <w:sz w:val="20"/>
+          <w:szCs w:val="20"/>
+          <w:shd w:val="clear" w:color="auto" w:fill="FFFFFF"/>
+        </w:rPr>
+        <w:t xml:space="preserve"> version.</w:t>
+      </w:r>
+    </w:p>
+    <w:p>
+      <w:pPr>
+        <w:rPr>
+          <w:rFonts w:ascii="Arial" w:hAnsi="Arial" w:cs="Arial"/>
+          <w:color w:val="000000"/>
+          <w:sz w:val="20"/>
+          <w:szCs w:val="20"/>
+          <w:shd w:val="clear" w:color="auto" w:fill="FFFFFF"/>
+        </w:rPr>
+      </w:pPr>
+      <w:r>
+        <w:rPr>
+          <w:rFonts w:ascii="Arial" w:hAnsi="Arial" w:cs="Arial"/>
+          <w:color w:val="000000"/>
+          <w:sz w:val="20"/>
+          <w:szCs w:val="20"/>
+          <w:shd w:val="clear" w:color="auto" w:fill="FFFFFF"/>
+        </w:rPr>
+        <w:t>Data ID</w:t>
+      </w:r>
+      <w:r>
+        <w:rPr>
+          <w:rFonts w:ascii="Arial" w:hAnsi="Arial" w:cs="Arial"/>
+          <w:color w:val="000000"/>
+          <w:sz w:val="20"/>
+          <w:szCs w:val="20"/>
+          <w:shd w:val="clear" w:color="auto" w:fill="FFFFFF"/>
+        </w:rPr>
+        <w:tab/>
+      </w:r>
+      <w:r>
+        <w:rPr>
+          <w:rFonts w:ascii="Arial" w:hAnsi="Arial" w:cs="Arial"/>
+          <w:color w:val="000000"/>
+          <w:sz w:val="20"/>
+          <w:szCs w:val="20"/>
+          <w:shd w:val="clear" w:color="auto" w:fill="FFFFFF"/>
+        </w:rPr>
+        <w:tab/>
+        <w:t>: A two-byte unsigned integer used to identify the data block.</w:t>
+      </w:r>
+    </w:p>
+    <w:p>
+      <w:pPr>
+        <w:rPr>
+          <w:rFonts w:ascii="Arial" w:hAnsi="Arial" w:cs="Arial"/>
+          <w:color w:val="000000"/>
+          <w:sz w:val="20"/>
+          <w:szCs w:val="20"/>
+          <w:shd w:val="clear" w:color="auto" w:fill="FFFFFF"/>
+        </w:rPr>
+      </w:pPr>
+    </w:p>
+    <w:p>
+      <w:pPr>
+        <w:rPr>
+          <w:rFonts w:ascii="Arial" w:hAnsi="Arial" w:cs="Arial"/>
+          <w:color w:val="000000"/>
+          <w:sz w:val="20"/>
+          <w:szCs w:val="20"/>
+          <w:shd w:val="clear" w:color="auto" w:fill="FFFFFF"/>
+        </w:rPr>
+      </w:pPr>
     </w:p>
     <w:sectPr>
       <w:pgSz w:w="12240" w:h="15840"/>
@@ -635,6 +1711,25 @@
     <w:basedOn w:val="DefaultParagraphFont"/>
     <w:rsid w:val="006A6350"/>
   </w:style>
+  <w:style w:type="table" w:styleId="TableGrid">
+    <w:name w:val="Table Grid"/>
+    <w:basedOn w:val="TableNormal"/>
+    <w:uiPriority w:val="39"/>
+    <w:rsid w:val="00B924DD"/>
+    <w:pPr>
+      <w:spacing w:after="0" w:line="240" w:lineRule="auto"/>
+    </w:pPr>
+    <w:tblPr>
+      <w:tblBorders>
+        <w:top w:val="single" w:sz="4" w:space="0" w:color="auto"/>
+        <w:left w:val="single" w:sz="4" w:space="0" w:color="auto"/>
+        <w:bottom w:val="single" w:sz="4" w:space="0" w:color="auto"/>
+        <w:right w:val="single" w:sz="4" w:space="0" w:color="auto"/>
+        <w:insideH w:val="single" w:sz="4" w:space="0" w:color="auto"/>
+        <w:insideV w:val="single" w:sz="4" w:space="0" w:color="auto"/>
+      </w:tblBorders>
+    </w:tblPr>
+  </w:style>
 </w:styles>
 </file>
 
